--- a/modules/git-github/content/lesson_02.docx
+++ b/modules/git-github/content/lesson_02.docx
@@ -1107,7 +1107,7 @@
       </w:r>
       <w:r>
         <w:rPr/>
-        <w:t>Git работает внутри папки проекта. Сначала создадим обычную папку там, где вы храните свои проекты, а затем откроем в ней терминал Git Bash — для этого у Git есть пункт в меню по правой кнопке мыши.</w:t>
+        <w:t>Git работает внутри папки проекта. Сначала создадим обычную папку там, где ты хранишь свои проекты, а затем откроем в ней терминал Git Bash — для этого у Git есть пункт в меню по правой кнопке мыши.</w:t>
       </w:r>
     </w:p>
     <w:p>
@@ -1133,7 +1133,7 @@
       </w:pPr>
       <w:r>
         <w:rPr/>
-        <w:t>Откройте Проводник Windows: нажмите Win+E (или щёлкните по значку жёлтой папки на Панели задач).</w:t>
+        <w:t>Открой Проводник Windows: нажми Win+E (или щёлкни по значку жёлтой папки на Панели задач).</w:t>
       </w:r>
     </w:p>
     <w:p>
@@ -1147,7 +1147,7 @@
       </w:pPr>
       <w:r>
         <w:rPr/>
-        <w:t>Перейдите в папку, где вы храните свои проекты, — например, «Документы», папку Google Drive или другую, которую укажет тьютор.</w:t>
+        <w:t>Перейди в папку, где ты хранишь свои проекты, — например, «Документы», папку Google Drive или другую, которую укажет тьютор.</w:t>
       </w:r>
     </w:p>
     <w:p>
@@ -1161,7 +1161,7 @@
       </w:pPr>
       <w:r>
         <w:rPr/>
-        <w:t>Щёлкните правой кнопкой мыши по пустому месту, выберите «Создать», затем «Папку».</w:t>
+        <w:t>Щёлкни правой кнопкой мыши по пустому месту, выбери «Создать», затем «Папку».</w:t>
       </w:r>
     </w:p>
     <w:p>
@@ -1175,7 +1175,7 @@
       </w:pPr>
       <w:r>
         <w:rPr/>
-        <w:t>Дайте папке имя my-first-repo (английскими буквами, без пробелов) и нажмите Enter.</w:t>
+        <w:t>Дай папке имя my-first-repo (английскими буквами, без пробелов) и нажми Enter.</w:t>
       </w:r>
     </w:p>
     <w:p>
@@ -1189,7 +1189,7 @@
       </w:pPr>
       <w:r>
         <w:rPr/>
-        <w:t>Откройте папку двойным щелчком — внутри она пустая.</w:t>
+        <w:t>Открой папку двойным щелчком — внутри она пустая.</w:t>
       </w:r>
     </w:p>
     <w:p>
@@ -1203,7 +1203,7 @@
       </w:pPr>
       <w:r>
         <w:rPr/>
-        <w:t>Щёлкните правой кнопкой мыши по пустому месту внутри папки. В Windows 11 сначала нажмите «Показать дополнительные параметры».</w:t>
+        <w:t>Щёлкни правой кнопкой мыши по пустому месту внутри папки. В Windows 11 сначала нажми «Показать дополнительные параметры».</w:t>
       </w:r>
     </w:p>
     <w:p>
@@ -1217,7 +1217,7 @@
       </w:pPr>
       <w:r>
         <w:rPr/>
-        <w:t>В меню выберите пункт «Open Git Bash here» — откроется чёрное окно терминала.</w:t>
+        <w:t>В меню выбери пункт «Open Git Bash here» — откроется чёрное окно терминала.</w:t>
       </w:r>
     </w:p>
     <w:p>
@@ -1295,7 +1295,7 @@
       </w:pPr>
       <w:r>
         <w:rPr/>
-        <w:t>В окне Git Bash наберите команду: git init и нажмите Enter.</w:t>
+        <w:t>В окне Git Bash набери команду: git init и нажми Enter.</w:t>
       </w:r>
     </w:p>
     <w:p>
@@ -1309,7 +1309,7 @@
       </w:pPr>
       <w:r>
         <w:rPr/>
-        <w:t>Прочитайте сообщение: Git напишет, что создан пустой репозиторий (Initialized empty Git repository).</w:t>
+        <w:t>Прочитай сообщение: Git напишет, что создан пустой репозиторий (Initialized empty Git repository).</w:t>
       </w:r>
     </w:p>
     <w:p>
@@ -1323,7 +1323,7 @@
       </w:pPr>
       <w:r>
         <w:rPr/>
-        <w:t>Наберите команду: git status и нажмите Enter, чтобы проверить состояние нового репозитория.</w:t>
+        <w:t>Набери команду: git status и нажми Enter, чтобы проверить состояние нового репозитория.</w:t>
       </w:r>
     </w:p>
     <w:p>
@@ -1446,7 +1446,7 @@
       </w:pPr>
       <w:r>
         <w:rPr/>
-        <w:t>Не закрывая Git Bash, вернитесь в папку my-first-repo в Проводнике.</w:t>
+        <w:t>Не закрывая Git Bash, вернись в папку my-first-repo в Проводнике.</w:t>
       </w:r>
     </w:p>
     <w:p>
@@ -1460,7 +1460,7 @@
       </w:pPr>
       <w:r>
         <w:rPr/>
-        <w:t>Создайте в ней текстовый файл: правая кнопка мыши, «Создать», «Текстовый документ».</w:t>
+        <w:t>Создай в ней текстовый файл: правая кнопка мыши, «Создать», «Текстовый документ».</w:t>
       </w:r>
     </w:p>
     <w:p>
@@ -1474,7 +1474,7 @@
       </w:pPr>
       <w:r>
         <w:rPr/>
-        <w:t>Назовите файл about.txt. Важно: имя должно заканчиваться на .txt, а не .txt.txt.</w:t>
+        <w:t>Назови файл about.txt. Важно: имя должно заканчиваться на .txt, а не .txt.txt.</w:t>
       </w:r>
     </w:p>
     <w:p>
@@ -1488,7 +1488,7 @@
       </w:pPr>
       <w:r>
         <w:rPr/>
-        <w:t>Откройте файл двойным щелчком, напишите внутри одну строку о себе, например: Меня зовут Аня, мне 13 лет. Сохраните файл (Ctrl+S) и закройте.</w:t>
+        <w:t>Открой файл двойным щелчком, напиши внутри одну строку о себе, например: Меня зовут Аня, мне 13 лет. Сохрани файл (Ctrl+S) и закрой.</w:t>
       </w:r>
     </w:p>
     <w:p>
@@ -1502,7 +1502,7 @@
       </w:pPr>
       <w:r>
         <w:rPr/>
-        <w:t>Вернитесь в Git Bash, наберите команду: git status и нажмите Enter.</w:t>
+        <w:t>Вернись в Git Bash, набери команду: git status и нажми Enter.</w:t>
       </w:r>
     </w:p>
     <w:p>
@@ -1516,7 +1516,7 @@
       </w:pPr>
       <w:r>
         <w:rPr/>
-        <w:t>Найдите в выводе имя файла about.txt в разделе Untracked files — это значит, что Git увидел новый файл, но пока его не сохраняет.</w:t>
+        <w:t>Найди в выводе имя файла about.txt в разделе Untracked files — это значит, что Git увидел новый файл, но пока его не сохраняет.</w:t>
       </w:r>
     </w:p>
     <w:p>
@@ -1639,7 +1639,7 @@
       </w:pPr>
       <w:r>
         <w:rPr/>
-        <w:t>В Git Bash наберите команду: git add about.txt и нажмите Enter.</w:t>
+        <w:t>В Git Bash набери команду: git add about.txt и нажми Enter.</w:t>
       </w:r>
     </w:p>
     <w:p>
@@ -1653,7 +1653,7 @@
       </w:pPr>
       <w:r>
         <w:rPr/>
-        <w:t>Наберите команду: git status и нажмите Enter ещё раз.</w:t>
+        <w:t>Набери команду: git status и нажми Enter ещё раз.</w:t>
       </w:r>
     </w:p>
     <w:p>
@@ -1667,7 +1667,7 @@
       </w:pPr>
       <w:r>
         <w:rPr/>
-        <w:t>Сравните вывод с прошлым разом: теперь файл about.txt находится в разделе Changes to be committed — он готов к коммиту.</w:t>
+        <w:t>Сравни вывод с прошлым разом: теперь файл about.txt находится в разделе Changes to be committed — он готов к коммиту.</w:t>
       </w:r>
     </w:p>
     <w:p>
@@ -1806,7 +1806,7 @@
       </w:pPr>
       <w:r>
         <w:rPr/>
-        <w:t>В Git Bash наберите команду одной строкой: git commit -m "Добавил файл about.txt" и нажмите Enter.</w:t>
+        <w:t>В Git Bash набери команду одной строкой: git commit -m "Добавил файл about.txt" и нажми Enter.</w:t>
       </w:r>
     </w:p>
     <w:p>
@@ -1820,7 +1820,7 @@
       </w:pPr>
       <w:r>
         <w:rPr/>
-        <w:t>Прочитайте сообщение: Git напишет, что создан 1 коммит и изменён 1 файл.</w:t>
+        <w:t>Прочитай сообщение: Git напишет, что создан 1 коммит и изменён 1 файл.</w:t>
       </w:r>
     </w:p>
     <w:p>
@@ -1834,7 +1834,7 @@
       </w:pPr>
       <w:r>
         <w:rPr/>
-        <w:t>Наберите команду: git status — теперь Git сообщает, что сохранять нечего (nothing to commit, working tree clean).</w:t>
+        <w:t>Набери команду: git status — теперь Git сообщает, что сохранять нечего (nothing to commit, working tree clean).</w:t>
       </w:r>
     </w:p>
     <w:p>
@@ -1848,7 +1848,7 @@
       </w:pPr>
       <w:r>
         <w:rPr/>
-        <w:t>Наберите команду: git log и нажмите Enter — вы увидите свой первый коммит: его подпись, ваше имя, дату и описание.</w:t>
+        <w:t>Набери команду: git log и нажми Enter — ты увидишь свой первый коммит: его подпись, твоё имя, дату и описание.</w:t>
       </w:r>
     </w:p>
     <w:p>
@@ -1935,7 +1935,7 @@
       </w:r>
       <w:r>
         <w:rPr/>
-        <w:t>коммит сохраняет только то, что лежит в индексе. Если изменить файл, но забыть сделать git add, то git commit зафиксирует не новые правки, а ту версию, которую вы добавили в индекс раньше; свежие изменения останутся несохранёнными. Поэтому порядок всегда такой: сначала git add, потом git commit. Если коммитить нечего (всё уже сохранено), Git так и напишет: nothing to commit.</w:t>
+        <w:t>коммит сохраняет только то, что лежит в индексе. Если изменить файл и забыть git add, в коммит попадёт не новая правка, а та версия, что лежала в индексе раньше. Свежие изменения останутся несохранёнными. Поэтому порядок всегда такой: сначала git add, потом git commit. Если коммитить нечего (всё уже сохранено), Git так и напишет: nothing to commit.</w:t>
       </w:r>
     </w:p>
     <w:p>
@@ -1961,7 +1961,7 @@
       </w:r>
       <w:r>
         <w:rPr/>
-        <w:t>Каждое новое сохранение проходит тот же путь: изменил файл → git add → git commit. Теперь пройдите его сами, подглядывая в свои записи в блокноте, а не в проектор.</w:t>
+        <w:t>Каждое новое сохранение проходит тот же путь: изменил файл → git add → git commit. Теперь пройди его сами, подглядывая в свои записи в блокноте, а не в проектор.</w:t>
       </w:r>
     </w:p>
     <w:p>
@@ -1987,7 +1987,7 @@
       </w:pPr>
       <w:r>
         <w:rPr/>
-        <w:t>Откройте файл about.txt и допишите вторую строку, например: Я учусь работать с Git. Сохраните и закройте файл.</w:t>
+        <w:t>Открой файл about.txt и допиши вторую строку, например: Я учусь работать с Git. Сохрани и закрой файл.</w:t>
       </w:r>
     </w:p>
     <w:p>
@@ -2001,7 +2001,7 @@
       </w:pPr>
       <w:r>
         <w:rPr/>
-        <w:t>В Git Bash командой git status проверьте, что Git увидел изменение (файл станет modified).</w:t>
+        <w:t>В Git Bash командой git status проверь, что Git увидел изменение (файл станет modified).</w:t>
       </w:r>
     </w:p>
     <w:p>
@@ -2015,7 +2015,7 @@
       </w:pPr>
       <w:r>
         <w:rPr/>
-        <w:t>Командой git add about.txt добавьте файл в индекс.</w:t>
+        <w:t>Командой git add about.txt добавь файл в индекс.</w:t>
       </w:r>
     </w:p>
     <w:p>
@@ -2029,7 +2029,7 @@
       </w:pPr>
       <w:r>
         <w:rPr/>
-        <w:t>Командой git commit -m "Дописал вторую строку" сделайте второй коммит.</w:t>
+        <w:t>Командой git commit -m "Дописал вторую строку" сделай второй коммит.</w:t>
       </w:r>
     </w:p>
     <w:p>
@@ -2043,7 +2043,7 @@
       </w:pPr>
       <w:r>
         <w:rPr/>
-        <w:t>Командой git log посмотрите историю — теперь в ней должно быть два коммита.</w:t>
+        <w:t>Командой git log посмотри историю — теперь в ней должно быть два коммита.</w:t>
       </w:r>
     </w:p>
     <w:p>
